--- a/fra/docx/62.content.docx
+++ b/fra/docx/62.content.docx
@@ -19,7 +19,7 @@
         <w:rPr>
           <w:lang w:val="fr_FR" w:bidi="fr_FR"/>
         </w:rPr>
-        <w:t>Resource: Notes de traduction (unfoldingWord)</w:t>
+        <w:t>Resource: unfoldingWord® Translation Notes</w:t>
       </w:r>
       <w:r>
         <w:rPr>
@@ -90,7 +90,7 @@
         <w:rPr>
           <w:lang w:val="fr_FR" w:bidi="fr_FR"/>
         </w:rPr>
-        <w:t>Notes de traduction (unfoldingWord)</w:t>
+        <w:t>unfoldingWord® Translation Notes</w:t>
       </w:r>
     </w:p>
     <w:p>

--- a/fra/docx/62.content.docx
+++ b/fra/docx/62.content.docx
@@ -53602,6 +53602,121 @@
         <w:rPr>
           <w:lang w:val="fr_FR" w:bidi="fr_FR"/>
         </w:rPr>
+        <w:t>1 Jean 4.12 (#1)</w:t>
+      </w:r>
+      <w:r>
+        <w:rPr>
+          <w:lang w:val="fr_FR" w:bidi="fr_FR"/>
+        </w:rPr>
+      </w:r>
+    </w:p>
+    <w:p>
+      <w:pPr/>
+      <w:r>
+        <w:rPr>
+          <w:lang w:val="fr_FR" w:bidi="fr_FR"/>
+        </w:rPr>
+      </w:r>
+      <w:r>
+        <w:rPr>
+          <w:b/>
+          <w:lang w:val="fr_FR" w:bidi="fr_FR"/>
+        </w:rPr>
+        <w:t>« si nous nous aimons les uns les autres, Dieu demeure en nous, et son amour est parfait en nous »</w:t>
+      </w:r>
+    </w:p>
+    <w:p>
+      <w:pPr/>
+      <w:r>
+        <w:rPr>
+          <w:lang w:val="fr_FR" w:bidi="fr_FR"/>
+        </w:rPr>
+      </w:r>
+      <w:r>
+        <w:rPr>
+          <w:lang w:val="fr_FR" w:bidi="fr_FR"/>
+        </w:rPr>
+        <w:t xml:space="preserve">Noter qu'en français, les verbes sont au présent (« aimons » / « demeure »). En effet, le type de proposition que Jean utilise ici signifie « Si ceci </w:t>
+      </w:r>
+      <w:r>
+        <w:rPr>
+          <w:i/>
+          <w:lang w:val="fr_FR" w:bidi="fr_FR"/>
+        </w:rPr>
+        <w:t>est</w:t>
+      </w:r>
+      <w:r>
+        <w:rPr>
+          <w:lang w:val="fr_FR" w:bidi="fr_FR"/>
+        </w:rPr>
+        <w:t xml:space="preserve"> vrai, alors cela </w:t>
+      </w:r>
+      <w:r>
+        <w:rPr>
+          <w:i/>
+          <w:lang w:val="fr_FR" w:bidi="fr_FR"/>
+        </w:rPr>
+        <w:t>est</w:t>
+      </w:r>
+      <w:r>
+        <w:rPr>
+          <w:lang w:val="fr_FR" w:bidi="fr_FR"/>
+        </w:rPr>
+        <w:t xml:space="preserve"> vrai également ». Il ne s'agit pas du type de proposition qui suppose que quelque chose n'est pas vrai (« Si ceci </w:t>
+      </w:r>
+      <w:r>
+        <w:rPr>
+          <w:i/>
+          <w:lang w:val="fr_FR" w:bidi="fr_FR"/>
+        </w:rPr>
+        <w:t>était</w:t>
+      </w:r>
+      <w:r>
+        <w:rPr>
+          <w:lang w:val="fr_FR" w:bidi="fr_FR"/>
+        </w:rPr>
+        <w:t xml:space="preserve"> vrai, alors cela </w:t>
+      </w:r>
+      <w:r>
+        <w:rPr>
+          <w:i/>
+          <w:lang w:val="fr_FR" w:bidi="fr_FR"/>
+        </w:rPr>
+        <w:t>serait</w:t>
+      </w:r>
+      <w:r>
+        <w:rPr>
+          <w:lang w:val="fr_FR" w:bidi="fr_FR"/>
+        </w:rPr>
+        <w:t xml:space="preserve"> vrai également »). Si dans votre langue, il n'est pas possible d'exprimer ce sens en utilisant le mot « si », vous pouvez choisir une autre formulation. Traduction alternative : « en nous aimant les uns les autres, [nous savons que] Dieu demeure en nous, et son amour est parfait en nous ». </w:t>
+      </w:r>
+      <w:r>
+        <w:rPr>
+          <w:lang w:val="fr_FR" w:bidi="fr_FR"/>
+        </w:rPr>
+      </w:r>
+      <w:r>
+        <w:rPr>
+          <w:lang w:val="fr_FR" w:bidi="fr_FR"/>
+        </w:rPr>
+      </w:r>
+    </w:p>
+    <w:p>
+      <w:pPr/>
+      <w:r>
+        <w:rPr>
+          <w:lang w:val="fr_FR" w:bidi="fr_FR"/>
+        </w:rPr>
+      </w:r>
+    </w:p>
+    <w:p>
+      <w:pPr>
+        <w:pStyle w:val="Heading2"/>
+      </w:pPr>
+      <w:r>
+        <w:rPr>
+          <w:lang w:val="fr_FR" w:bidi="fr_FR"/>
+        </w:rPr>
         <w:t>1 Jean 4.13 (#1)</w:t>
       </w:r>
       <w:r>
@@ -61957,7 +62072,7 @@
           <w:b/>
           <w:lang w:val="fr_FR" w:bidi="fr_FR"/>
         </w:rPr>
-        <w:t>« C’est lui, Jésus-Christ, qui est venu avec de l’eau et du sang »</w:t>
+        <w:t xml:space="preserve"> « C’est lui, Jésus-Christ, qui est venu avec de l’eau et du sang »</w:t>
       </w:r>
     </w:p>
     <w:p>
@@ -62024,7 +62139,7 @@
         <w:rPr>
           <w:lang w:val="fr_FR" w:bidi="fr_FR"/>
         </w:rPr>
-        <w:t xml:space="preserve">Jean n'explique pas ce qu'il exprime par </w:t>
+        <w:t>Peut-être serait-il utile d'inclure une note de bas de page qui clarifie les choses suivantes pour vos lecteurs. Jean parle d'</w:t>
       </w:r>
       <w:r>
         <w:rPr>
@@ -62045,7 +62160,7 @@
         <w:rPr>
           <w:lang w:val="fr_FR" w:bidi="fr_FR"/>
         </w:rPr>
-        <w:t>et</w:t>
+        <w:t>et de</w:t>
       </w:r>
       <w:r>
         <w:rPr>
@@ -62058,7 +62173,7 @@
         <w:rPr>
           <w:lang w:val="fr_FR" w:bidi="fr_FR"/>
         </w:rPr>
-        <w:t xml:space="preserve">. Il y a plusieurs explications possibles. Par exemple, le </w:t>
+        <w:t xml:space="preserve">. Il y a plusieurs explications possibles. Le </w:t>
       </w:r>
       <w:r>
         <w:rPr>
@@ -62071,7 +62186,7 @@
         <w:rPr>
           <w:lang w:val="fr_FR" w:bidi="fr_FR"/>
         </w:rPr>
-        <w:t xml:space="preserve"> représente sûrement le sacrifice de Jésus. Quant à l'eau, elle pourrait représenter son baptême ou sa naissance. Si l'eau représente le baptême de Jésus, elle fait référence à son baptême dans le Jourdain par Jean le Baptiste, car son baptême a inauguré son ministère de réconciliation. Si l'eau représente sa naissance, cela pourrait être une référence aux « eaux » qui se répandent quand un bébé va naître. Si nécessaire dans votre langue, vous pouvez inclure une note de bas de page pour expliquer ces possibilités à vos lecteurs. </w:t>
+        <w:t xml:space="preserve"> représente sûrement le sacrifice de Jésus sur la croix. Quant à l'eau, elle pourrait représenter son baptême ou sa naissance. Si l'eau représente le baptême de Jésus, elle fait référence à son baptême dans le Jourdain par Jean le Baptiste, car son baptême a inauguré son ministère de réconciliation. Si l'eau représente sa naissance, cela pourrait être une référence aux « eaux » qui se répandent quand un bébé va naître. Voir note #3 pour les options de traduction.</w:t>
       </w:r>
     </w:p>
     <w:p>
@@ -62460,6 +62575,169 @@
         <w:rPr>
           <w:lang w:val="fr_FR" w:bidi="fr_FR"/>
         </w:rPr>
+        <w:t>1 Jean 5.6 (#3)</w:t>
+      </w:r>
+      <w:r>
+        <w:rPr>
+          <w:lang w:val="fr_FR" w:bidi="fr_FR"/>
+        </w:rPr>
+      </w:r>
+    </w:p>
+    <w:p>
+      <w:pPr/>
+      <w:r>
+        <w:rPr>
+          <w:lang w:val="fr_FR" w:bidi="fr_FR"/>
+        </w:rPr>
+      </w:r>
+      <w:r>
+        <w:rPr>
+          <w:b/>
+          <w:lang w:val="fr_FR" w:bidi="fr_FR"/>
+        </w:rPr>
+        <w:t>« avec de l'eau et du sang »</w:t>
+      </w:r>
+    </w:p>
+    <w:p>
+      <w:pPr/>
+      <w:r>
+        <w:rPr>
+          <w:lang w:val="fr_FR" w:bidi="fr_FR"/>
+        </w:rPr>
+      </w:r>
+      <w:r>
+        <w:rPr>
+          <w:lang w:val="fr_FR" w:bidi="fr_FR"/>
+        </w:rPr>
+        <w:t>Jean utilise ici une puissante image (l'</w:t>
+      </w:r>
+      <w:r>
+        <w:rPr>
+          <w:b/>
+          <w:lang w:val="fr_FR" w:bidi="fr_FR"/>
+        </w:rPr>
+        <w:t>eau</w:t>
+      </w:r>
+      <w:r>
+        <w:rPr>
+          <w:lang w:val="fr_FR" w:bidi="fr_FR"/>
+        </w:rPr>
+        <w:t xml:space="preserve"> et le </w:t>
+      </w:r>
+      <w:r>
+        <w:rPr>
+          <w:b/>
+          <w:lang w:val="fr_FR" w:bidi="fr_FR"/>
+        </w:rPr>
+        <w:t>sang</w:t>
+      </w:r>
+      <w:r>
+        <w:rPr>
+          <w:lang w:val="fr_FR" w:bidi="fr_FR"/>
+        </w:rPr>
+        <w:t>) pour décrire Jésus et la façon dont il est venu. Deux interprétations sont possibles :</w:t>
+      </w:r>
+    </w:p>
+    <w:p>
+      <w:pPr>
+        <w:pStyle w:val="ListNumber"/>
+        <w:numPr>
+          <w:ilvl w:val="0"/>
+          <w:numId w:val="31"/>
+        </w:numPr>
+        <w:spacing w:line="240" w:lineRule="auto"/>
+        <w:ind w:left="720"/>
+      </w:pPr>
+      <w:r>
+        <w:rPr>
+          <w:lang w:val="fr_FR" w:bidi="fr_FR"/>
+        </w:rPr>
+      </w:r>
+      <w:r>
+        <w:rPr>
+          <w:lang w:val="fr_FR" w:bidi="fr_FR"/>
+        </w:rPr>
+        <w:t>Jésus est devenu notre Sauveur alors qu'il a lui-même fait l'expérience du baptême d'eau et qu'il s'est soumis à la mort sur la croix. Traduction alternative : « qui est venu à nous avec l'eau de son baptême et avec le sang de sa mort » (Français courant) ou « Il ne s'est pas seulement fait baptister dans l'eau, il a aussi versé son sang » (Parole vivante).</w:t>
+      </w:r>
+    </w:p>
+    <w:p>
+      <w:pPr>
+        <w:pStyle w:val="ListNumber"/>
+        <w:spacing w:line="240" w:lineRule="auto"/>
+        <w:ind w:left="720"/>
+      </w:pPr>
+      <w:r>
+        <w:rPr>
+          <w:lang w:val="fr_FR" w:bidi="fr_FR"/>
+        </w:rPr>
+      </w:r>
+      <w:r>
+        <w:rPr>
+          <w:lang w:val="fr_FR" w:bidi="fr_FR"/>
+        </w:rPr>
+        <w:t>Jésus est devenu notre Sauveur en passant par l'expérience de la naissance humaine et en se soumettant à la mort sur la croix. Traduction alternative : « qui est venu en passant par l'eau et par le sang » (Oltramare), « qui est venu au moyen de l'eau et du sang » (Stapfer) ou « qui est né avec l'eau et qui est mort avec le sang ».</w:t>
+      </w:r>
+    </w:p>
+    <w:p>
+      <w:pPr/>
+      <w:r>
+        <w:rPr>
+          <w:lang w:val="fr_FR" w:bidi="fr_FR"/>
+        </w:rPr>
+      </w:r>
+      <w:r>
+        <w:rPr>
+          <w:lang w:val="fr_FR" w:bidi="fr_FR"/>
+        </w:rPr>
+        <w:t xml:space="preserve">Noter que certains de ces choix de traduction suivent de près le texte grec et peuvent être interprétés des deux façons. </w:t>
+      </w:r>
+    </w:p>
+    <w:p>
+      <w:pPr/>
+      <w:r>
+        <w:rPr>
+          <w:lang w:val="fr_FR" w:bidi="fr_FR"/>
+        </w:rPr>
+      </w:r>
+      <w:r>
+        <w:rPr>
+          <w:lang w:val="fr_FR" w:bidi="fr_FR"/>
+        </w:rPr>
+        <w:t xml:space="preserve">Voir : </w:t>
+      </w:r>
+      <w:r>
+        <w:rPr>
+          <w:lang w:val="fr_FR" w:bidi="fr_FR"/>
+        </w:rPr>
+        <w:t>Métaphore</w:t>
+      </w:r>
+      <w:r>
+        <w:rPr>
+          <w:lang w:val="fr_FR" w:bidi="fr_FR"/>
+        </w:rPr>
+      </w:r>
+      <w:r>
+        <w:rPr>
+          <w:lang w:val="fr_FR" w:bidi="fr_FR"/>
+        </w:rPr>
+      </w:r>
+    </w:p>
+    <w:p>
+      <w:pPr/>
+      <w:r>
+        <w:rPr>
+          <w:lang w:val="fr_FR" w:bidi="fr_FR"/>
+        </w:rPr>
+      </w:r>
+    </w:p>
+    <w:p>
+      <w:pPr>
+        <w:pStyle w:val="Heading2"/>
+      </w:pPr>
+      <w:r>
+        <w:rPr>
+          <w:lang w:val="fr_FR" w:bidi="fr_FR"/>
+        </w:rPr>
         <w:t>1 Jean 5.7 (#1)</w:t>
       </w:r>
       <w:r>
@@ -63539,7 +63817,7 @@
         <w:pStyle w:val="ListNumber"/>
         <w:numPr>
           <w:ilvl w:val="0"/>
-          <w:numId w:val="31"/>
+          <w:numId w:val="32"/>
         </w:numPr>
         <w:spacing w:line="240" w:lineRule="auto"/>
         <w:ind w:left="720"/>
@@ -63713,7 +63991,7 @@
         <w:pStyle w:val="ListNumber"/>
         <w:numPr>
           <w:ilvl w:val="0"/>
-          <w:numId w:val="32"/>
+          <w:numId w:val="33"/>
         </w:numPr>
         <w:spacing w:line="240" w:lineRule="auto"/>
         <w:ind w:left="720"/>
@@ -67612,6 +67890,216 @@
         <w:rPr>
           <w:lang w:val="fr_FR" w:bidi="fr_FR"/>
         </w:rPr>
+        <w:t>1 Jean 5.16 (#4)</w:t>
+      </w:r>
+      <w:r>
+        <w:rPr>
+          <w:lang w:val="fr_FR" w:bidi="fr_FR"/>
+        </w:rPr>
+      </w:r>
+    </w:p>
+    <w:p>
+      <w:pPr/>
+      <w:r>
+        <w:rPr>
+          <w:lang w:val="fr_FR" w:bidi="fr_FR"/>
+        </w:rPr>
+      </w:r>
+      <w:r>
+        <w:rPr>
+          <w:b/>
+          <w:lang w:val="fr_FR" w:bidi="fr_FR"/>
+        </w:rPr>
+        <w:t>« un péché qui ne mène point à la mort »</w:t>
+      </w:r>
+      <w:r>
+        <w:rPr>
+          <w:lang w:val="fr_FR" w:bidi="fr_FR"/>
+        </w:rPr>
+        <w:t xml:space="preserve"> - </w:t>
+      </w:r>
+      <w:r>
+        <w:rPr>
+          <w:b/>
+          <w:lang w:val="fr_FR" w:bidi="fr_FR"/>
+        </w:rPr>
+        <w:t>« à ceux qui commettent un péché qui ne mène point à la mort »</w:t>
+      </w:r>
+      <w:r>
+        <w:rPr>
+          <w:lang w:val="fr_FR" w:bidi="fr_FR"/>
+        </w:rPr>
+        <w:t xml:space="preserve"> - </w:t>
+      </w:r>
+      <w:r>
+        <w:rPr>
+          <w:b/>
+          <w:lang w:val="fr_FR" w:bidi="fr_FR"/>
+        </w:rPr>
+        <w:t>« Il y a un péché qui mène à la mort »</w:t>
+      </w:r>
+    </w:p>
+    <w:p>
+      <w:pPr/>
+      <w:r>
+        <w:rPr>
+          <w:lang w:val="fr_FR" w:bidi="fr_FR"/>
+        </w:rPr>
+      </w:r>
+      <w:r>
+        <w:rPr>
+          <w:lang w:val="fr_FR" w:bidi="fr_FR"/>
+        </w:rPr>
+        <w:t xml:space="preserve">Comme indiqué dans les notes générales sur ce chapitre, la plupart pensent que la mort dont il est question ici est la mort spirituelle, c'est-à-dire la séparation éternelle de Dieu. Voir notes générales sur le livre à l'expression « un péché qui mène à la mort » pour une discussion du genre de péché auquel Jean fait peut-être référence. </w:t>
+      </w:r>
+    </w:p>
+    <w:p>
+      <w:pPr/>
+      <w:r>
+        <w:rPr>
+          <w:lang w:val="fr_FR" w:bidi="fr_FR"/>
+        </w:rPr>
+      </w:r>
+      <w:r>
+        <w:rPr>
+          <w:lang w:val="fr_FR" w:bidi="fr_FR"/>
+        </w:rPr>
+        <w:t xml:space="preserve">Voir : </w:t>
+      </w:r>
+      <w:r>
+        <w:rPr>
+          <w:lang w:val="fr_FR" w:bidi="fr_FR"/>
+        </w:rPr>
+        <w:t>Métaphore</w:t>
+      </w:r>
+      <w:r>
+        <w:rPr>
+          <w:lang w:val="fr_FR" w:bidi="fr_FR"/>
+        </w:rPr>
+      </w:r>
+      <w:r>
+        <w:rPr>
+          <w:lang w:val="fr_FR" w:bidi="fr_FR"/>
+        </w:rPr>
+      </w:r>
+    </w:p>
+    <w:p>
+      <w:pPr/>
+      <w:r>
+        <w:rPr>
+          <w:lang w:val="fr_FR" w:bidi="fr_FR"/>
+        </w:rPr>
+      </w:r>
+    </w:p>
+    <w:p>
+      <w:pPr>
+        <w:pStyle w:val="Heading2"/>
+      </w:pPr>
+      <w:r>
+        <w:rPr>
+          <w:lang w:val="fr_FR" w:bidi="fr_FR"/>
+        </w:rPr>
+        <w:t>1 Jean 5.16 (#8)</w:t>
+      </w:r>
+      <w:r>
+        <w:rPr>
+          <w:lang w:val="fr_FR" w:bidi="fr_FR"/>
+        </w:rPr>
+      </w:r>
+    </w:p>
+    <w:p>
+      <w:pPr/>
+      <w:r>
+        <w:rPr>
+          <w:lang w:val="fr_FR" w:bidi="fr_FR"/>
+        </w:rPr>
+      </w:r>
+      <w:r>
+        <w:rPr>
+          <w:b/>
+          <w:lang w:val="fr_FR" w:bidi="fr_FR"/>
+        </w:rPr>
+        <w:t>« Il y a un péché qui mène à la mort ; ce n’est pas pour ce péché-là que je dis de prier »</w:t>
+      </w:r>
+    </w:p>
+    <w:p>
+      <w:pPr/>
+      <w:r>
+        <w:rPr>
+          <w:lang w:val="fr_FR" w:bidi="fr_FR"/>
+        </w:rPr>
+      </w:r>
+      <w:r>
+        <w:rPr>
+          <w:lang w:val="fr_FR" w:bidi="fr_FR"/>
+        </w:rPr>
+        <w:t xml:space="preserve">Si cela peut aider vos lecteurs, vous pouvez préciser le sens de ce verset. Dans le contexte de la lettre, quand Jean parle de « péché qui mène à la mort », il fait probablement référence à des comportements tels que ceux que les faux prophètes pratiquaient et encourageaient. Comme l’explique la troisième partie des notes générales d'introduction à 1 Jean, ces faux prophètes affirmaient que ce que les gens faisaient de leur corps n’avait aucune importance. Ils commettaient donc de nombreux péchés graves sans ressentir la moindre conviction que leurs actes étaient mauvais. Cela montrait qu’ils n'avaient pas la foi en Jésus ou l'avaient abandonnée. Ils avaient rejeté l’influence du Saint-Esprit. Il est probable que ce soit également cette fausse doctrine que Jean corrige de façon implicite en </w:t>
+      </w:r>
+      <w:hyperlink r:id="rId85">
+        <w:r>
+          <w:rPr>
+            <w:lang w:val="fr_FR" w:bidi="fr_FR"/>
+          </w:rPr>
+          <w:rPr>
+            <w:color w:val="0000EE"/>
+            <w:u w:val="single"/>
+          </w:rPr>
+          <w:t xml:space="preserve">5.18. </w:t>
+        </w:r>
+      </w:hyperlink>
+      <w:r>
+        <w:rPr>
+          <w:lang w:val="fr_FR" w:bidi="fr_FR"/>
+        </w:rPr>
+        <w:t xml:space="preserve">Ici, en disant à ses lecteurs que ce n'est pas pour ceux qui commettent un péché qui mène à la mort qu'il dit de prier, Jean semble signifier que c'est inutile de le faire. </w:t>
+      </w:r>
+    </w:p>
+    <w:p>
+      <w:pPr/>
+      <w:r>
+        <w:rPr>
+          <w:lang w:val="fr_FR" w:bidi="fr_FR"/>
+        </w:rPr>
+      </w:r>
+      <w:r>
+        <w:rPr>
+          <w:lang w:val="fr_FR" w:bidi="fr_FR"/>
+        </w:rPr>
+        <w:t xml:space="preserve">Voir : </w:t>
+      </w:r>
+      <w:r>
+        <w:rPr>
+          <w:lang w:val="fr_FR" w:bidi="fr_FR"/>
+        </w:rPr>
+        <w:t>Connaissances présupposées et informations implicites</w:t>
+      </w:r>
+      <w:r>
+        <w:rPr>
+          <w:lang w:val="fr_FR" w:bidi="fr_FR"/>
+        </w:rPr>
+      </w:r>
+      <w:r>
+        <w:rPr>
+          <w:lang w:val="fr_FR" w:bidi="fr_FR"/>
+        </w:rPr>
+      </w:r>
+    </w:p>
+    <w:p>
+      <w:pPr/>
+      <w:r>
+        <w:rPr>
+          <w:lang w:val="fr_FR" w:bidi="fr_FR"/>
+        </w:rPr>
+      </w:r>
+    </w:p>
+    <w:p>
+      <w:pPr>
+        <w:pStyle w:val="Heading2"/>
+      </w:pPr>
+      <w:r>
+        <w:rPr>
+          <w:lang w:val="fr_FR" w:bidi="fr_FR"/>
+        </w:rPr>
         <w:t>1 Jean 5.17 (#1)</w:t>
       </w:r>
       <w:r>
@@ -68164,7 +68652,7 @@
         </w:rPr>
         <w:t xml:space="preserve"> dans </w:t>
       </w:r>
-      <w:hyperlink r:id="rId85">
+      <w:hyperlink r:id="rId86">
         <w:r>
           <w:rPr>
             <w:lang w:val="fr_FR" w:bidi="fr_FR"/>
@@ -68265,7 +68753,7 @@
         </w:rPr>
         <w:t xml:space="preserve">Dans </w:t>
       </w:r>
-      <w:hyperlink r:id="rId86">
+      <w:hyperlink r:id="rId85">
         <w:r>
           <w:rPr>
             <w:lang w:val="fr_FR" w:bidi="fr_FR"/>
@@ -70652,7 +71140,7 @@
         <w:pStyle w:val="ListNumber"/>
         <w:numPr>
           <w:ilvl w:val="0"/>
-          <w:numId w:val="33"/>
+          <w:numId w:val="34"/>
         </w:numPr>
         <w:spacing w:line="240" w:lineRule="auto"/>
         <w:ind w:left="720"/>
@@ -71143,7 +71631,7 @@
         <w:pStyle w:val="ListNumber"/>
         <w:numPr>
           <w:ilvl w:val="0"/>
-          <w:numId w:val="34"/>
+          <w:numId w:val="35"/>
         </w:numPr>
         <w:spacing w:line="240" w:lineRule="auto"/>
         <w:ind w:left="720"/>
@@ -71539,7 +72027,7 @@
         <w:pStyle w:val="ListNumber"/>
         <w:numPr>
           <w:ilvl w:val="0"/>
-          <w:numId w:val="35"/>
+          <w:numId w:val="36"/>
         </w:numPr>
         <w:spacing w:line="240" w:lineRule="auto"/>
         <w:ind w:left="720"/>
@@ -71829,7 +72317,7 @@
         <w:pStyle w:val="ListNumber"/>
         <w:numPr>
           <w:ilvl w:val="0"/>
-          <w:numId w:val="36"/>
+          <w:numId w:val="37"/>
         </w:numPr>
         <w:spacing w:line="240" w:lineRule="auto"/>
         <w:ind w:left="720"/>
@@ -72177,7 +72665,7 @@
         <w:pStyle w:val="ListNumber"/>
         <w:numPr>
           <w:ilvl w:val="0"/>
-          <w:numId w:val="37"/>
+          <w:numId w:val="38"/>
         </w:numPr>
         <w:spacing w:line="240" w:lineRule="auto"/>
         <w:ind w:left="720"/>
@@ -72245,7 +72733,7 @@
         <w:rPr>
           <w:lang w:val="fr_FR" w:bidi="fr_FR"/>
         </w:rPr>
-        <w:t xml:space="preserve">Ce que Jean signifie par là n'est pas clair. Il pourrait être question de mort physique ou de mort spirituelle (séparation éternelle de Dieu). </w:t>
+        <w:t>La plupart pensent que dans ce contexte, il s'agit de mort spirituelle, c'est-à-dire de séparation éternelle de Dieu. Le péché dont il est question n'est pas identifié clairement. Il est peu probable que Jean fasse référence à un péché en particulier. Il parle sûrement plutôt d'une certaine sorte de péché. D'après le contexte de la lettre, il fait probablement référence à la sorte de péché dont les faux prophètes étaient coupables en refusant de confesser Jésus en tant que Fils de Dieu venu dans la chair.</w:t>
       </w:r>
     </w:p>
     <w:p>
@@ -72461,7 +72949,7 @@
         </w:rPr>
         <w:t xml:space="preserve">Dans </w:t>
       </w:r>
-      <w:hyperlink r:id="rId86">
+      <w:hyperlink r:id="rId85">
         <w:r>
           <w:rPr>
             <w:lang w:val="fr_FR" w:bidi="fr_FR"/>
@@ -74533,6 +75021,12 @@
     </w:lvlOverride>
   </w:num>
   <w:num w:numId="37">
+    <w:abstractNumId w:val="3"/>
+    <w:lvlOverride w:ilvl="0">
+      <w:startOverride w:val="1"/>
+    </w:lvlOverride>
+  </w:num>
+  <w:num w:numId="38">
     <w:abstractNumId w:val="3"/>
     <w:lvlOverride w:ilvl="0">
       <w:startOverride w:val="1"/>
